--- a/public/PASSENGER LIST.docx
+++ b/public/PASSENGER LIST.docx
@@ -2,6 +2,140 @@
 <file path=word/document.xml><?xml version="1.0" encoding="utf-8"?>
 <w:document xmlns:wpc="http://schemas.microsoft.com/office/word/2010/wordprocessingCanvas" xmlns:cx="http://schemas.microsoft.com/office/drawing/2014/chartex" xmlns:cx1="http://schemas.microsoft.com/office/drawing/2015/9/8/chartex" xmlns:cx2="http://schemas.microsoft.com/office/drawing/2015/10/21/chartex" xmlns:cx3="http://schemas.microsoft.com/office/drawing/2016/5/9/chartex" xmlns:cx4="http://schemas.microsoft.com/office/drawing/2016/5/10/chartex" xmlns:cx5="http://schemas.microsoft.com/office/drawing/2016/5/11/chartex" xmlns:cx6="http://schemas.microsoft.com/office/drawing/2016/5/12/chartex" xmlns:cx7="http://schemas.microsoft.com/office/drawing/2016/5/13/chartex" xmlns:cx8="http://schemas.microsoft.com/office/drawing/2016/5/14/chartex" xmlns:mc="http://schemas.openxmlformats.org/markup-compatibility/2006" xmlns:aink="http://schemas.microsoft.com/office/drawing/2016/ink" xmlns:am3d="http://schemas.microsoft.com/office/drawing/2017/model3d" xmlns:o="urn:schemas-microsoft-com:office:office" xmlns:oel="http://schemas.microsoft.com/office/2019/extlst" xmlns:r="http://schemas.openxmlformats.org/officeDocument/2006/relationships" xmlns:m="http://schemas.openxmlformats.org/officeDocument/2006/math" xmlns:v="urn:schemas-microsoft-com:vml" xmlns:wp14="http://schemas.microsoft.com/office/word/2010/wordprocessingDrawing" xmlns:wp="http://schemas.openxmlformats.org/drawingml/2006/wordprocessingDrawing" xmlns:w10="urn:schemas-microsoft-com:office:word" xmlns:w="http://schemas.openxmlformats.org/wordprocessingml/2006/main" xmlns:w14="http://schemas.microsoft.com/office/word/2010/wordml" xmlns:w15="http://schemas.microsoft.com/office/word/2012/wordml" xmlns:w16cex="http://schemas.microsoft.com/office/word/2018/wordml/cex" xmlns:w16cid="http://schemas.microsoft.com/office/word/2016/wordml/cid" xmlns:w16="http://schemas.microsoft.com/office/word/2018/wordml" xmlns:w16sdtdh="http://schemas.microsoft.com/office/word/2020/wordml/sdtdatahash" xmlns:w16se="http://schemas.microsoft.com/office/word/2015/wordml/symex" xmlns:wpg="http://schemas.microsoft.com/office/word/2010/wordprocessingGroup" xmlns:wpi="http://schemas.microsoft.com/office/word/2010/wordprocessingInk" xmlns:wne="http://schemas.microsoft.com/office/word/2006/wordml" xmlns:wps="http://schemas.microsoft.com/office/word/2010/wordprocessingShape" mc:Ignorable="w14 w15 w16se w16cid w16 w16cex w16sdtdh wp14">
   <w:body>
+    <w:p>
+      <w:pPr>
+        <w:spacing w:line="276" w:lineRule="auto"/>
+        <w:jc w:val="center"/>
+        <w:rPr>
+          <w:rFonts w:ascii="Times New Roman" w:hAnsi="Times New Roman" w:cs="Times New Roman"/>
+          <w:b/>
+          <w:bCs/>
+          <w:lang w:val="en-US"/>
+        </w:rPr>
+      </w:pPr>
+    </w:p>
+    <w:p>
+      <w:pPr>
+        <w:spacing w:line="276" w:lineRule="auto"/>
+        <w:jc w:val="center"/>
+        <w:rPr>
+          <w:rFonts w:ascii="Times New Roman" w:hAnsi="Times New Roman" w:cs="Times New Roman"/>
+          <w:lang w:val="en-US"/>
+        </w:rPr>
+      </w:pPr>
+      <w:r>
+        <w:rPr>
+          <w:rFonts w:ascii="Times New Roman" w:hAnsi="Times New Roman" w:cs="Times New Roman"/>
+          <w:lang w:val="en-US"/>
+        </w:rPr>
+        <w:t>{#</w:t>
+      </w:r>
+      <w:proofErr w:type="gramStart"/>
+      <w:r>
+        <w:rPr>
+          <w:rFonts w:ascii="Times New Roman" w:hAnsi="Times New Roman" w:cs="Times New Roman"/>
+          <w:lang w:val="en-US"/>
+        </w:rPr>
+        <w:t>jadwal}{</w:t>
+      </w:r>
+      <w:proofErr w:type="gramEnd"/>
+      <w:r>
+        <w:rPr>
+          <w:rFonts w:ascii="Times New Roman" w:hAnsi="Times New Roman" w:cs="Times New Roman"/>
+          <w:lang w:val="en-US"/>
+        </w:rPr>
+        <w:t>nama_armada}{/jadwal}</w:t>
+      </w:r>
+    </w:p>
+    <w:p>
+      <w:pPr>
+        <w:spacing w:line="276" w:lineRule="auto"/>
+        <w:jc w:val="center"/>
+        <w:rPr>
+          <w:rFonts w:ascii="Times New Roman" w:hAnsi="Times New Roman" w:cs="Times New Roman"/>
+          <w:b/>
+          <w:bCs/>
+          <w:lang w:val="en-US"/>
+        </w:rPr>
+      </w:pPr>
+      <w:r>
+        <w:rPr>
+          <w:rFonts w:ascii="Times New Roman" w:hAnsi="Times New Roman" w:cs="Times New Roman"/>
+          <w:noProof/>
+          <w:lang w:val="en-US"/>
+        </w:rPr>
+        <mc:AlternateContent>
+          <mc:Choice Requires="wps">
+            <w:drawing>
+              <wp:anchor distT="0" distB="0" distL="114300" distR="114300" simplePos="0" relativeHeight="251659264" behindDoc="0" locked="0" layoutInCell="1" allowOverlap="1">
+                <wp:simplePos x="0" y="0"/>
+                <wp:positionH relativeFrom="column">
+                  <wp:posOffset>-677545</wp:posOffset>
+                </wp:positionH>
+                <wp:positionV relativeFrom="paragraph">
+                  <wp:posOffset>119686</wp:posOffset>
+                </wp:positionV>
+                <wp:extent cx="7548530" cy="0"/>
+                <wp:effectExtent l="0" t="0" r="8255" b="12700"/>
+                <wp:wrapNone/>
+                <wp:docPr id="537798061" name="Straight Connector 1"/>
+                <wp:cNvGraphicFramePr/>
+                <a:graphic xmlns:a="http://schemas.openxmlformats.org/drawingml/2006/main">
+                  <a:graphicData uri="http://schemas.microsoft.com/office/word/2010/wordprocessingShape">
+                    <wps:wsp>
+                      <wps:cNvCnPr/>
+                      <wps:spPr>
+                        <a:xfrm>
+                          <a:off x="0" y="0"/>
+                          <a:ext cx="7548530" cy="0"/>
+                        </a:xfrm>
+                        <a:prstGeom prst="line">
+                          <a:avLst/>
+                        </a:prstGeom>
+                      </wps:spPr>
+                      <wps:style>
+                        <a:lnRef idx="1">
+                          <a:schemeClr val="dk1"/>
+                        </a:lnRef>
+                        <a:fillRef idx="0">
+                          <a:schemeClr val="dk1"/>
+                        </a:fillRef>
+                        <a:effectRef idx="0">
+                          <a:schemeClr val="dk1"/>
+                        </a:effectRef>
+                        <a:fontRef idx="minor">
+                          <a:schemeClr val="tx1"/>
+                        </a:fontRef>
+                      </wps:style>
+                      <wps:bodyPr/>
+                    </wps:wsp>
+                  </a:graphicData>
+                </a:graphic>
+              </wp:anchor>
+            </w:drawing>
+          </mc:Choice>
+          <mc:Fallback>
+            <w:pict>
+              <v:line w14:anchorId="118EACF1" id="Straight Connector 1" o:spid="_x0000_s1026" style="position:absolute;z-index:251659264;visibility:visible;mso-wrap-style:square;mso-wrap-distance-left:9pt;mso-wrap-distance-top:0;mso-wrap-distance-right:9pt;mso-wrap-distance-bottom:0;mso-position-horizontal:absolute;mso-position-horizontal-relative:text;mso-position-vertical:absolute;mso-position-vertical-relative:text" from="-53.35pt,9.4pt" to="541pt,9.4pt" o:gfxdata="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" strokecolor="black [3200]" strokeweight=".5pt">
+                <v:stroke joinstyle="miter"/>
+              </v:line>
+            </w:pict>
+          </mc:Fallback>
+        </mc:AlternateContent>
+      </w:r>
+    </w:p>
+    <w:p>
+      <w:pPr>
+        <w:spacing w:line="276" w:lineRule="auto"/>
+        <w:jc w:val="center"/>
+        <w:rPr>
+          <w:rFonts w:ascii="Times New Roman" w:hAnsi="Times New Roman" w:cs="Times New Roman"/>
+          <w:b/>
+          <w:bCs/>
+          <w:lang w:val="en-US"/>
+        </w:rPr>
+      </w:pPr>
+    </w:p>
     <w:p>
       <w:pPr>
         <w:spacing w:line="276" w:lineRule="auto"/>
@@ -1111,8 +1245,19 @@
                 <w:szCs w:val="18"/>
                 <w:lang w:val="en-US"/>
               </w:rPr>
-              <w:t>{#data}{</w:t>
-            </w:r>
+              <w:t>{#</w:t>
+            </w:r>
+            <w:proofErr w:type="gramStart"/>
+            <w:r>
+              <w:rPr>
+                <w:rFonts w:ascii="Times New Roman" w:hAnsi="Times New Roman" w:cs="Times New Roman"/>
+                <w:sz w:val="18"/>
+                <w:szCs w:val="18"/>
+                <w:lang w:val="en-US"/>
+              </w:rPr>
+              <w:t>data}{</w:t>
+            </w:r>
+            <w:proofErr w:type="gramEnd"/>
             <w:r>
               <w:rPr>
                 <w:rFonts w:ascii="Times New Roman" w:hAnsi="Times New Roman" w:cs="Times New Roman"/>
@@ -2270,7 +2415,6 @@
     <w:p>
       <w:pPr>
         <w:spacing w:line="276" w:lineRule="auto"/>
-        <w:jc w:val="center"/>
         <w:rPr>
           <w:rFonts w:ascii="Times New Roman" w:hAnsi="Times New Roman" w:cs="Times New Roman"/>
           <w:sz w:val="28"/>
@@ -2283,7 +2427,6 @@
     <w:p>
       <w:pPr>
         <w:spacing w:line="276" w:lineRule="auto"/>
-        <w:jc w:val="center"/>
         <w:rPr>
           <w:rFonts w:ascii="Times New Roman" w:hAnsi="Times New Roman" w:cs="Times New Roman"/>
           <w:sz w:val="28"/>
@@ -2295,35 +2438,222 @@
     </w:p>
     <w:p>
       <w:pPr>
-        <w:spacing w:line="276" w:lineRule="auto"/>
-        <w:jc w:val="center"/>
+        <w:spacing w:line="360" w:lineRule="auto"/>
         <w:rPr>
           <w:rFonts w:ascii="Times New Roman" w:hAnsi="Times New Roman" w:cs="Times New Roman"/>
           <w:sz w:val="28"/>
           <w:szCs w:val="28"/>
-          <w:u w:val="single"/>
           <w:lang w:val="en-US"/>
         </w:rPr>
       </w:pPr>
+      <w:r>
+        <w:rPr>
+          <w:rFonts w:ascii="Times New Roman" w:hAnsi="Times New Roman" w:cs="Times New Roman"/>
+          <w:sz w:val="28"/>
+          <w:szCs w:val="28"/>
+          <w:lang w:val="en-US"/>
+        </w:rPr>
+        <w:t>________________________</w:t>
+      </w:r>
+      <w:r>
+        <w:rPr>
+          <w:rFonts w:ascii="Times New Roman" w:hAnsi="Times New Roman" w:cs="Times New Roman"/>
+          <w:sz w:val="28"/>
+          <w:szCs w:val="28"/>
+          <w:lang w:val="en-US"/>
+        </w:rPr>
+        <w:tab/>
+      </w:r>
+      <w:r>
+        <w:rPr>
+          <w:rFonts w:ascii="Times New Roman" w:hAnsi="Times New Roman" w:cs="Times New Roman"/>
+          <w:sz w:val="28"/>
+          <w:szCs w:val="28"/>
+          <w:lang w:val="en-US"/>
+        </w:rPr>
+        <w:tab/>
+      </w:r>
+      <w:r>
+        <w:rPr>
+          <w:rFonts w:ascii="Times New Roman" w:hAnsi="Times New Roman" w:cs="Times New Roman"/>
+          <w:sz w:val="28"/>
+          <w:szCs w:val="28"/>
+          <w:lang w:val="en-US"/>
+        </w:rPr>
+        <w:tab/>
+      </w:r>
+      <w:r>
+        <w:rPr>
+          <w:rFonts w:ascii="Times New Roman" w:hAnsi="Times New Roman" w:cs="Times New Roman"/>
+          <w:sz w:val="28"/>
+          <w:szCs w:val="28"/>
+          <w:lang w:val="en-US"/>
+        </w:rPr>
+        <w:tab/>
+      </w:r>
+      <w:r>
+        <w:rPr>
+          <w:rFonts w:ascii="Times New Roman" w:hAnsi="Times New Roman" w:cs="Times New Roman"/>
+          <w:sz w:val="28"/>
+          <w:szCs w:val="28"/>
+          <w:lang w:val="en-US"/>
+        </w:rPr>
+        <w:tab/>
+        <w:t>_______________________</w:t>
+      </w:r>
     </w:p>
     <w:p>
       <w:pPr>
-        <w:spacing w:line="276" w:lineRule="auto"/>
+        <w:tabs>
+          <w:tab w:val="left" w:pos="993"/>
+        </w:tabs>
+        <w:spacing w:line="360" w:lineRule="auto"/>
+        <w:rPr>
+          <w:rFonts w:ascii="Times New Roman" w:hAnsi="Times New Roman" w:cs="Times New Roman"/>
+          <w:sz w:val="18"/>
+          <w:szCs w:val="18"/>
+          <w:lang w:val="en-US"/>
+        </w:rPr>
+      </w:pPr>
+      <w:r>
         <w:rPr>
           <w:rFonts w:ascii="Times New Roman" w:hAnsi="Times New Roman" w:cs="Times New Roman"/>
           <w:sz w:val="28"/>
           <w:szCs w:val="28"/>
-          <w:u w:val="single"/>
-          <w:lang w:val="en-US"/>
-        </w:rPr>
-      </w:pPr>
+          <w:lang w:val="en-US"/>
+        </w:rPr>
+        <w:tab/>
+      </w:r>
+      <w:proofErr w:type="spellStart"/>
+      <w:r>
+        <w:rPr>
+          <w:rFonts w:ascii="Times New Roman" w:hAnsi="Times New Roman" w:cs="Times New Roman"/>
+          <w:sz w:val="18"/>
+          <w:szCs w:val="18"/>
+          <w:lang w:val="en-US"/>
+        </w:rPr>
+        <w:t>Nahkoda</w:t>
+      </w:r>
+      <w:proofErr w:type="spellEnd"/>
+      <w:r>
+        <w:rPr>
+          <w:rFonts w:ascii="Times New Roman" w:hAnsi="Times New Roman" w:cs="Times New Roman"/>
+          <w:sz w:val="18"/>
+          <w:szCs w:val="18"/>
+          <w:lang w:val="en-US"/>
+        </w:rPr>
+        <w:t xml:space="preserve"> </w:t>
+      </w:r>
+      <w:proofErr w:type="spellStart"/>
+      <w:r>
+        <w:rPr>
+          <w:rFonts w:ascii="Times New Roman" w:hAnsi="Times New Roman" w:cs="Times New Roman"/>
+          <w:sz w:val="18"/>
+          <w:szCs w:val="18"/>
+          <w:lang w:val="en-US"/>
+        </w:rPr>
+        <w:t>Kapal</w:t>
+      </w:r>
+      <w:proofErr w:type="spellEnd"/>
+      <w:r>
+        <w:rPr>
+          <w:rFonts w:ascii="Times New Roman" w:hAnsi="Times New Roman" w:cs="Times New Roman"/>
+          <w:sz w:val="18"/>
+          <w:szCs w:val="18"/>
+          <w:lang w:val="en-US"/>
+        </w:rPr>
+        <w:tab/>
+      </w:r>
+      <w:r>
+        <w:rPr>
+          <w:rFonts w:ascii="Times New Roman" w:hAnsi="Times New Roman" w:cs="Times New Roman"/>
+          <w:sz w:val="18"/>
+          <w:szCs w:val="18"/>
+          <w:lang w:val="en-US"/>
+        </w:rPr>
+        <w:tab/>
+      </w:r>
+      <w:r>
+        <w:rPr>
+          <w:rFonts w:ascii="Times New Roman" w:hAnsi="Times New Roman" w:cs="Times New Roman"/>
+          <w:sz w:val="18"/>
+          <w:szCs w:val="18"/>
+          <w:lang w:val="en-US"/>
+        </w:rPr>
+        <w:tab/>
+      </w:r>
+      <w:r>
+        <w:rPr>
+          <w:rFonts w:ascii="Times New Roman" w:hAnsi="Times New Roman" w:cs="Times New Roman"/>
+          <w:sz w:val="18"/>
+          <w:szCs w:val="18"/>
+          <w:lang w:val="en-US"/>
+        </w:rPr>
+        <w:tab/>
+      </w:r>
+      <w:r>
+        <w:rPr>
+          <w:rFonts w:ascii="Times New Roman" w:hAnsi="Times New Roman" w:cs="Times New Roman"/>
+          <w:sz w:val="18"/>
+          <w:szCs w:val="18"/>
+          <w:lang w:val="en-US"/>
+        </w:rPr>
+        <w:tab/>
+      </w:r>
+      <w:r>
+        <w:rPr>
+          <w:rFonts w:ascii="Times New Roman" w:hAnsi="Times New Roman" w:cs="Times New Roman"/>
+          <w:sz w:val="18"/>
+          <w:szCs w:val="18"/>
+          <w:lang w:val="en-US"/>
+        </w:rPr>
+        <w:tab/>
+      </w:r>
+      <w:r>
+        <w:rPr>
+          <w:rFonts w:ascii="Times New Roman" w:hAnsi="Times New Roman" w:cs="Times New Roman"/>
+          <w:sz w:val="18"/>
+          <w:szCs w:val="18"/>
+          <w:lang w:val="en-US"/>
+        </w:rPr>
+        <w:tab/>
+      </w:r>
+      <w:r>
+        <w:rPr>
+          <w:rFonts w:ascii="Times New Roman" w:hAnsi="Times New Roman" w:cs="Times New Roman"/>
+          <w:sz w:val="18"/>
+          <w:szCs w:val="18"/>
+          <w:lang w:val="en-US"/>
+        </w:rPr>
+        <w:tab/>
+        <w:t xml:space="preserve">        </w:t>
+      </w:r>
+      <w:r>
+        <w:rPr>
+          <w:rFonts w:ascii="Times New Roman" w:hAnsi="Times New Roman" w:cs="Times New Roman"/>
+          <w:sz w:val="18"/>
+          <w:szCs w:val="18"/>
+          <w:lang w:val="en-US"/>
+        </w:rPr>
+        <w:t xml:space="preserve">Operator </w:t>
+      </w:r>
+      <w:proofErr w:type="spellStart"/>
+      <w:r>
+        <w:rPr>
+          <w:rFonts w:ascii="Times New Roman" w:hAnsi="Times New Roman" w:cs="Times New Roman"/>
+          <w:sz w:val="18"/>
+          <w:szCs w:val="18"/>
+          <w:lang w:val="en-US"/>
+        </w:rPr>
+        <w:t>Loket</w:t>
+      </w:r>
+      <w:proofErr w:type="spellEnd"/>
     </w:p>
     <w:sectPr>
-      <w:headerReference w:type="first" r:id="rId6"/>
+      <w:headerReference w:type="first" r:id="rId7"/>
       <w:pgSz w:w="11906" w:h="16838"/>
-      <w:pgMar w:top="1077" w:right="1077" w:bottom="2676" w:left="1077" w:header="454" w:footer="709" w:gutter="0"/>
+      <w:pgMar w:top="0" w:right="1077" w:bottom="0" w:left="1077" w:header="0" w:footer="0" w:gutter="0"/>
       <w:cols w:space="708"/>
-      <w:titlePg/>
       <w:docGrid w:linePitch="360"/>
     </w:sectPr>
   </w:body>
@@ -2383,14 +2713,14 @@
       <w:rPr>
         <w:lang w:val="en-US"/>
       </w:rPr>
-      <w:t>Gangga</w:t>
+      <w:t>Sekar</w:t>
     </w:r>
     <w:proofErr w:type="spellEnd"/>
     <w:r>
       <w:rPr>
         <w:lang w:val="en-US"/>
       </w:rPr>
-      <w:t xml:space="preserve"> Express</w:t>
+      <w:t xml:space="preserve"> Jaya</w:t>
     </w:r>
   </w:p>
   <w:p>
@@ -3252,4 +3582,16 @@
     </a:ext>
   </a:extLst>
 </a:theme>
+</file>
+
+<file path=customXml/item1.xml><?xml version="1.0" encoding="utf-8"?>
+<b:Sources xmlns:b="http://schemas.openxmlformats.org/officeDocument/2006/bibliography" xmlns="http://schemas.openxmlformats.org/officeDocument/2006/bibliography" SelectedStyle="/APASixthEditionOfficeOnline.xsl" StyleName="APA" Version="6"/>
+</file>
+
+<file path=customXml/itemProps1.xml><?xml version="1.0" encoding="utf-8"?>
+<ds:datastoreItem xmlns:ds="http://schemas.openxmlformats.org/officeDocument/2006/customXml" ds:itemID="{9AF3BD19-EEF7-E74D-8E97-3EAB170FED46}">
+  <ds:schemaRefs>
+    <ds:schemaRef ds:uri="http://schemas.openxmlformats.org/officeDocument/2006/bibliography"/>
+  </ds:schemaRefs>
+</ds:datastoreItem>
 </file>